--- a/Manual de usuario X3XX CHRISTIAN DE LOS RIOS Y DEIGO GOMEZ.docx
+++ b/Manual de usuario X3XX CHRISTIAN DE LOS RIOS Y DEIGO GOMEZ.docx
@@ -12,6 +12,8 @@
           <w:szCs w:val="40"/>
         </w:rPr>
       </w:pPr>
+      <w:bookmarkStart w:id="0" w:name="_GoBack"/>
+      <w:bookmarkEnd w:id="0"/>
       <w:r>
         <w:rPr>
           <w:rFonts w:ascii="Arial" w:hAnsi="Arial" w:cs="Arial"/>
@@ -170,8 +172,6 @@
           <w:szCs w:val="24"/>
         </w:rPr>
       </w:pPr>
-      <w:bookmarkStart w:id="0" w:name="_GoBack"/>
-      <w:bookmarkEnd w:id="0"/>
       <w:r>
         <w:rPr>
           <w:rFonts w:ascii="Arial" w:hAnsi="Arial" w:cs="Arial"/>
@@ -196,7 +196,7 @@
                     <pic:cNvPicPr/>
                   </pic:nvPicPr>
                   <pic:blipFill>
-                    <a:blip r:embed="rId4" cstate="print">
+                    <a:blip r:embed="rId6" cstate="print">
                       <a:extLst>
                         <a:ext uri="{28A0092B-C50C-407E-A947-70E740481C1C}">
                           <a14:useLocalDpi xmlns:a14="http://schemas.microsoft.com/office/drawing/2010/main" val="0"/>
@@ -224,6 +224,12 @@
       </w:r>
     </w:p>
     <w:sectPr>
+      <w:headerReference w:type="even" r:id="rId7"/>
+      <w:headerReference w:type="default" r:id="rId8"/>
+      <w:footerReference w:type="even" r:id="rId9"/>
+      <w:footerReference w:type="default" r:id="rId10"/>
+      <w:headerReference w:type="first" r:id="rId11"/>
+      <w:footerReference w:type="first" r:id="rId12"/>
       <w:pgSz w:w="12240" w:h="15840"/>
       <w:pgMar w:top="1417" w:right="1701" w:bottom="1417" w:left="1701" w:header="708" w:footer="708" w:gutter="0"/>
       <w:cols w:space="708"/>
@@ -231,6 +237,503 @@
     </w:sectPr>
   </w:body>
 </w:document>
+</file>
+
+<file path=word/endnotes.xml><?xml version="1.0" encoding="utf-8"?>
+<w:endnotes xmlns:wpc="http://schemas.microsoft.com/office/word/2010/wordprocessingCanvas" xmlns:cx="http://schemas.microsoft.com/office/drawing/2014/chartex" xmlns:mc="http://schemas.openxmlformats.org/markup-compatibility/2006" xmlns:o="urn:schemas-microsoft-com:office:office" xmlns:r="http://schemas.openxmlformats.org/officeDocument/2006/relationships" xmlns:m="http://schemas.openxmlformats.org/officeDocument/2006/math" xmlns:v="urn:schemas-microsoft-com:vml" xmlns:wp14="http://schemas.microsoft.com/office/word/2010/wordprocessingDrawing" xmlns:wp="http://schemas.openxmlformats.org/drawingml/2006/wordprocessingDrawing" xmlns:w10="urn:schemas-microsoft-com:office:word" xmlns:w="http://schemas.openxmlformats.org/wordprocessingml/2006/main" xmlns:w14="http://schemas.microsoft.com/office/word/2010/wordml" xmlns:w15="http://schemas.microsoft.com/office/word/2012/wordml" xmlns:w16se="http://schemas.microsoft.com/office/word/2015/wordml/symex" xmlns:wpg="http://schemas.microsoft.com/office/word/2010/wordprocessingGroup" xmlns:wpi="http://schemas.microsoft.com/office/word/2010/wordprocessingInk" xmlns:wne="http://schemas.microsoft.com/office/word/2006/wordml" xmlns:wps="http://schemas.microsoft.com/office/word/2010/wordprocessingShape" mc:Ignorable="w14 w15 w16se wp14">
+  <w:endnote w:type="separator" w:id="-1">
+    <w:p>
+      <w:pPr>
+        <w:spacing w:after="0" w:line="240" w:lineRule="auto"/>
+      </w:pPr>
+      <w:r>
+        <w:separator/>
+      </w:r>
+    </w:p>
+  </w:endnote>
+  <w:endnote w:type="continuationSeparator" w:id="0">
+    <w:p>
+      <w:pPr>
+        <w:spacing w:after="0" w:line="240" w:lineRule="auto"/>
+      </w:pPr>
+      <w:r>
+        <w:continuationSeparator/>
+      </w:r>
+    </w:p>
+  </w:endnote>
+</w:endnotes>
+</file>
+
+<file path=word/footer1.xml><?xml version="1.0" encoding="utf-8"?>
+<w:ftr xmlns:wpc="http://schemas.microsoft.com/office/word/2010/wordprocessingCanvas" xmlns:cx="http://schemas.microsoft.com/office/drawing/2014/chartex" xmlns:mc="http://schemas.openxmlformats.org/markup-compatibility/2006" xmlns:o="urn:schemas-microsoft-com:office:office" xmlns:r="http://schemas.openxmlformats.org/officeDocument/2006/relationships" xmlns:m="http://schemas.openxmlformats.org/officeDocument/2006/math" xmlns:v="urn:schemas-microsoft-com:vml" xmlns:wp14="http://schemas.microsoft.com/office/word/2010/wordprocessingDrawing" xmlns:wp="http://schemas.openxmlformats.org/drawingml/2006/wordprocessingDrawing" xmlns:w10="urn:schemas-microsoft-com:office:word" xmlns:w="http://schemas.openxmlformats.org/wordprocessingml/2006/main" xmlns:w14="http://schemas.microsoft.com/office/word/2010/wordml" xmlns:w15="http://schemas.microsoft.com/office/word/2012/wordml" xmlns:w16se="http://schemas.microsoft.com/office/word/2015/wordml/symex" xmlns:wpg="http://schemas.microsoft.com/office/word/2010/wordprocessingGroup" xmlns:wpi="http://schemas.microsoft.com/office/word/2010/wordprocessingInk" xmlns:wne="http://schemas.microsoft.com/office/word/2006/wordml" xmlns:wps="http://schemas.microsoft.com/office/word/2010/wordprocessingShape" mc:Ignorable="w14 w15 w16se wp14">
+  <w:p>
+    <w:pPr>
+      <w:pStyle w:val="Piedepgina"/>
+    </w:pPr>
+  </w:p>
+</w:ftr>
+</file>
+
+<file path=word/footer2.xml><?xml version="1.0" encoding="utf-8"?>
+<w:ftr xmlns:wpc="http://schemas.microsoft.com/office/word/2010/wordprocessingCanvas" xmlns:cx="http://schemas.microsoft.com/office/drawing/2014/chartex" xmlns:mc="http://schemas.openxmlformats.org/markup-compatibility/2006" xmlns:o="urn:schemas-microsoft-com:office:office" xmlns:r="http://schemas.openxmlformats.org/officeDocument/2006/relationships" xmlns:m="http://schemas.openxmlformats.org/officeDocument/2006/math" xmlns:v="urn:schemas-microsoft-com:vml" xmlns:wp14="http://schemas.microsoft.com/office/word/2010/wordprocessingDrawing" xmlns:wp="http://schemas.openxmlformats.org/drawingml/2006/wordprocessingDrawing" xmlns:w10="urn:schemas-microsoft-com:office:word" xmlns:w="http://schemas.openxmlformats.org/wordprocessingml/2006/main" xmlns:w14="http://schemas.microsoft.com/office/word/2010/wordml" xmlns:w15="http://schemas.microsoft.com/office/word/2012/wordml" xmlns:w16se="http://schemas.microsoft.com/office/word/2015/wordml/symex" xmlns:wpg="http://schemas.microsoft.com/office/word/2010/wordprocessingGroup" xmlns:wpi="http://schemas.microsoft.com/office/word/2010/wordprocessingInk" xmlns:wne="http://schemas.microsoft.com/office/word/2006/wordml" xmlns:wps="http://schemas.microsoft.com/office/word/2010/wordprocessingShape" mc:Ignorable="w14 w15 w16se wp14">
+  <w:p>
+    <w:pPr>
+      <w:pStyle w:val="Piedepgina"/>
+    </w:pPr>
+    <w:r>
+      <w:t>PAGINA 1</w:t>
+    </w:r>
+  </w:p>
+</w:ftr>
+</file>
+
+<file path=word/footer3.xml><?xml version="1.0" encoding="utf-8"?>
+<w:ftr xmlns:wpc="http://schemas.microsoft.com/office/word/2010/wordprocessingCanvas" xmlns:cx="http://schemas.microsoft.com/office/drawing/2014/chartex" xmlns:mc="http://schemas.openxmlformats.org/markup-compatibility/2006" xmlns:o="urn:schemas-microsoft-com:office:office" xmlns:r="http://schemas.openxmlformats.org/officeDocument/2006/relationships" xmlns:m="http://schemas.openxmlformats.org/officeDocument/2006/math" xmlns:v="urn:schemas-microsoft-com:vml" xmlns:wp14="http://schemas.microsoft.com/office/word/2010/wordprocessingDrawing" xmlns:wp="http://schemas.openxmlformats.org/drawingml/2006/wordprocessingDrawing" xmlns:w10="urn:schemas-microsoft-com:office:word" xmlns:w="http://schemas.openxmlformats.org/wordprocessingml/2006/main" xmlns:w14="http://schemas.microsoft.com/office/word/2010/wordml" xmlns:w15="http://schemas.microsoft.com/office/word/2012/wordml" xmlns:w16se="http://schemas.microsoft.com/office/word/2015/wordml/symex" xmlns:wpg="http://schemas.microsoft.com/office/word/2010/wordprocessingGroup" xmlns:wpi="http://schemas.microsoft.com/office/word/2010/wordprocessingInk" xmlns:wne="http://schemas.microsoft.com/office/word/2006/wordml" xmlns:wps="http://schemas.microsoft.com/office/word/2010/wordprocessingShape" mc:Ignorable="w14 w15 w16se wp14">
+  <w:p>
+    <w:pPr>
+      <w:pStyle w:val="Piedepgina"/>
+    </w:pPr>
+  </w:p>
+</w:ftr>
+</file>
+
+<file path=word/footnotes.xml><?xml version="1.0" encoding="utf-8"?>
+<w:footnotes xmlns:wpc="http://schemas.microsoft.com/office/word/2010/wordprocessingCanvas" xmlns:cx="http://schemas.microsoft.com/office/drawing/2014/chartex" xmlns:mc="http://schemas.openxmlformats.org/markup-compatibility/2006" xmlns:o="urn:schemas-microsoft-com:office:office" xmlns:r="http://schemas.openxmlformats.org/officeDocument/2006/relationships" xmlns:m="http://schemas.openxmlformats.org/officeDocument/2006/math" xmlns:v="urn:schemas-microsoft-com:vml" xmlns:wp14="http://schemas.microsoft.com/office/word/2010/wordprocessingDrawing" xmlns:wp="http://schemas.openxmlformats.org/drawingml/2006/wordprocessingDrawing" xmlns:w10="urn:schemas-microsoft-com:office:word" xmlns:w="http://schemas.openxmlformats.org/wordprocessingml/2006/main" xmlns:w14="http://schemas.microsoft.com/office/word/2010/wordml" xmlns:w15="http://schemas.microsoft.com/office/word/2012/wordml" xmlns:w16se="http://schemas.microsoft.com/office/word/2015/wordml/symex" xmlns:wpg="http://schemas.microsoft.com/office/word/2010/wordprocessingGroup" xmlns:wpi="http://schemas.microsoft.com/office/word/2010/wordprocessingInk" xmlns:wne="http://schemas.microsoft.com/office/word/2006/wordml" xmlns:wps="http://schemas.microsoft.com/office/word/2010/wordprocessingShape" mc:Ignorable="w14 w15 w16se wp14">
+  <w:footnote w:type="separator" w:id="-1">
+    <w:p>
+      <w:pPr>
+        <w:spacing w:after="0" w:line="240" w:lineRule="auto"/>
+      </w:pPr>
+      <w:r>
+        <w:separator/>
+      </w:r>
+    </w:p>
+  </w:footnote>
+  <w:footnote w:type="continuationSeparator" w:id="0">
+    <w:p>
+      <w:pPr>
+        <w:spacing w:after="0" w:line="240" w:lineRule="auto"/>
+      </w:pPr>
+      <w:r>
+        <w:continuationSeparator/>
+      </w:r>
+    </w:p>
+  </w:footnote>
+</w:footnotes>
+</file>
+
+<file path=word/header1.xml><?xml version="1.0" encoding="utf-8"?>
+<w:hdr xmlns:wpc="http://schemas.microsoft.com/office/word/2010/wordprocessingCanvas" xmlns:cx="http://schemas.microsoft.com/office/drawing/2014/chartex" xmlns:mc="http://schemas.openxmlformats.org/markup-compatibility/2006" xmlns:o="urn:schemas-microsoft-com:office:office" xmlns:r="http://schemas.openxmlformats.org/officeDocument/2006/relationships" xmlns:m="http://schemas.openxmlformats.org/officeDocument/2006/math" xmlns:v="urn:schemas-microsoft-com:vml" xmlns:wp14="http://schemas.microsoft.com/office/word/2010/wordprocessingDrawing" xmlns:wp="http://schemas.openxmlformats.org/drawingml/2006/wordprocessingDrawing" xmlns:w10="urn:schemas-microsoft-com:office:word" xmlns:w="http://schemas.openxmlformats.org/wordprocessingml/2006/main" xmlns:w14="http://schemas.microsoft.com/office/word/2010/wordml" xmlns:w15="http://schemas.microsoft.com/office/word/2012/wordml" xmlns:w16se="http://schemas.microsoft.com/office/word/2015/wordml/symex" xmlns:wpg="http://schemas.microsoft.com/office/word/2010/wordprocessingGroup" xmlns:wpi="http://schemas.microsoft.com/office/word/2010/wordprocessingInk" xmlns:wne="http://schemas.microsoft.com/office/word/2006/wordml" xmlns:wps="http://schemas.microsoft.com/office/word/2010/wordprocessingShape" mc:Ignorable="w14 w15 w16se wp14">
+  <w:p>
+    <w:pPr>
+      <w:pStyle w:val="Encabezado"/>
+    </w:pPr>
+    <w:r>
+      <w:rPr>
+        <w:noProof/>
+      </w:rPr>
+      <w:pict>
+        <v:shapetype id="_x0000_t136" coordsize="21600,21600" o:spt="136" adj="10800" path="m@7,l@8,m@5,21600l@6,21600e">
+          <v:formulas>
+            <v:f eqn="sum #0 0 10800"/>
+            <v:f eqn="prod #0 2 1"/>
+            <v:f eqn="sum 21600 0 @1"/>
+            <v:f eqn="sum 0 0 @2"/>
+            <v:f eqn="sum 21600 0 @3"/>
+            <v:f eqn="if @0 @3 0"/>
+            <v:f eqn="if @0 21600 @1"/>
+            <v:f eqn="if @0 0 @2"/>
+            <v:f eqn="if @0 @4 21600"/>
+            <v:f eqn="mid @5 @6"/>
+            <v:f eqn="mid @8 @5"/>
+            <v:f eqn="mid @7 @8"/>
+            <v:f eqn="mid @6 @7"/>
+            <v:f eqn="sum @6 0 @5"/>
+          </v:formulas>
+          <v:path textpathok="t" o:connecttype="custom" o:connectlocs="@9,0;@10,10800;@11,21600;@12,10800" o:connectangles="270,180,90,0"/>
+          <v:textpath on="t" fitshape="t"/>
+          <v:handles>
+            <v:h position="#0,bottomRight" xrange="6629,14971"/>
+          </v:handles>
+          <o:lock v:ext="edit" text="t" shapetype="t"/>
+        </v:shapetype>
+        <v:shape id="PowerPlusWaterMarkObject68759594" o:spid="_x0000_s2050" type="#_x0000_t136" style="position:absolute;margin-left:0;margin-top:0;width:529.5pt;height:93.4pt;rotation:315;z-index:-251652096;mso-position-horizontal:center;mso-position-horizontal-relative:margin;mso-position-vertical:center;mso-position-vertical-relative:margin" o:allowincell="f" fillcolor="silver" stroked="f">
+          <v:fill opacity=".5"/>
+          <v:textpath style="font-family:&quot;Calibri&quot;;font-size:1pt" string="DADY CHRIS Y DIEGUIS"/>
+        </v:shape>
+      </w:pict>
+    </w:r>
+  </w:p>
+</w:hdr>
+</file>
+
+<file path=word/header2.xml><?xml version="1.0" encoding="utf-8"?>
+<w:hdr xmlns:wpc="http://schemas.microsoft.com/office/word/2010/wordprocessingCanvas" xmlns:cx="http://schemas.microsoft.com/office/drawing/2014/chartex" xmlns:mc="http://schemas.openxmlformats.org/markup-compatibility/2006" xmlns:o="urn:schemas-microsoft-com:office:office" xmlns:r="http://schemas.openxmlformats.org/officeDocument/2006/relationships" xmlns:m="http://schemas.openxmlformats.org/officeDocument/2006/math" xmlns:v="urn:schemas-microsoft-com:vml" xmlns:wp14="http://schemas.microsoft.com/office/word/2010/wordprocessingDrawing" xmlns:wp="http://schemas.openxmlformats.org/drawingml/2006/wordprocessingDrawing" xmlns:w10="urn:schemas-microsoft-com:office:word" xmlns:w="http://schemas.openxmlformats.org/wordprocessingml/2006/main" xmlns:w14="http://schemas.microsoft.com/office/word/2010/wordml" xmlns:w15="http://schemas.microsoft.com/office/word/2012/wordml" xmlns:w16se="http://schemas.microsoft.com/office/word/2015/wordml/symex" xmlns:wpg="http://schemas.microsoft.com/office/word/2010/wordprocessingGroup" xmlns:wpi="http://schemas.microsoft.com/office/word/2010/wordprocessingInk" xmlns:wne="http://schemas.microsoft.com/office/word/2006/wordml" xmlns:wps="http://schemas.microsoft.com/office/word/2010/wordprocessingShape" mc:Ignorable="w14 w15 w16se wp14">
+  <w:p>
+    <w:pPr>
+      <w:pStyle w:val="Encabezado"/>
+    </w:pPr>
+    <w:r>
+      <w:rPr>
+        <w:noProof/>
+      </w:rPr>
+      <w:pict>
+        <v:shapetype id="_x0000_t136" coordsize="21600,21600" o:spt="136" adj="10800" path="m@7,l@8,m@5,21600l@6,21600e">
+          <v:formulas>
+            <v:f eqn="sum #0 0 10800"/>
+            <v:f eqn="prod #0 2 1"/>
+            <v:f eqn="sum 21600 0 @1"/>
+            <v:f eqn="sum 0 0 @2"/>
+            <v:f eqn="sum 21600 0 @3"/>
+            <v:f eqn="if @0 @3 0"/>
+            <v:f eqn="if @0 21600 @1"/>
+            <v:f eqn="if @0 0 @2"/>
+            <v:f eqn="if @0 @4 21600"/>
+            <v:f eqn="mid @5 @6"/>
+            <v:f eqn="mid @8 @5"/>
+            <v:f eqn="mid @7 @8"/>
+            <v:f eqn="mid @6 @7"/>
+            <v:f eqn="sum @6 0 @5"/>
+          </v:formulas>
+          <v:path textpathok="t" o:connecttype="custom" o:connectlocs="@9,0;@10,10800;@11,21600;@12,10800" o:connectangles="270,180,90,0"/>
+          <v:textpath on="t" fitshape="t"/>
+          <v:handles>
+            <v:h position="#0,bottomRight" xrange="6629,14971"/>
+          </v:handles>
+          <o:lock v:ext="edit" text="t" shapetype="t"/>
+        </v:shapetype>
+        <v:shape id="PowerPlusWaterMarkObject68759595" o:spid="_x0000_s2051" type="#_x0000_t136" style="position:absolute;margin-left:0;margin-top:0;width:529.5pt;height:93.4pt;rotation:315;z-index:-251650048;mso-position-horizontal:center;mso-position-horizontal-relative:margin;mso-position-vertical:center;mso-position-vertical-relative:margin" o:allowincell="f" fillcolor="silver" stroked="f">
+          <v:fill opacity=".5"/>
+          <v:textpath style="font-family:&quot;Calibri&quot;;font-size:1pt" string="DADY CHRIS Y DIEGUIS"/>
+        </v:shape>
+      </w:pict>
+    </w:r>
+    <w:r>
+      <w:rPr>
+        <w:noProof/>
+      </w:rPr>
+      <mc:AlternateContent>
+        <mc:Choice Requires="wps">
+          <w:drawing>
+            <wp:anchor distT="0" distB="0" distL="114300" distR="114300" simplePos="0" relativeHeight="251660288" behindDoc="0" locked="0" layoutInCell="0" allowOverlap="1">
+              <wp:simplePos x="0" y="0"/>
+              <wp:positionH relativeFrom="margin">
+                <wp:align>left</wp:align>
+              </wp:positionH>
+              <wp:positionV relativeFrom="topMargin">
+                <wp:align>center</wp:align>
+              </wp:positionV>
+              <wp:extent cx="5943600" cy="170815"/>
+              <wp:effectExtent l="0" t="0" r="0" b="1905"/>
+              <wp:wrapNone/>
+              <wp:docPr id="218" name="Cuadro de texto 218"/>
+              <wp:cNvGraphicFramePr>
+                <a:graphicFrameLocks xmlns:a="http://schemas.openxmlformats.org/drawingml/2006/main"/>
+              </wp:cNvGraphicFramePr>
+              <a:graphic xmlns:a="http://schemas.openxmlformats.org/drawingml/2006/main">
+                <a:graphicData uri="http://schemas.microsoft.com/office/word/2010/wordprocessingShape">
+                  <wps:wsp>
+                    <wps:cNvSpPr txBox="1">
+                      <a:spLocks noChangeArrowheads="1"/>
+                    </wps:cNvSpPr>
+                    <wps:spPr bwMode="auto">
+                      <a:xfrm>
+                        <a:off x="0" y="0"/>
+                        <a:ext cx="5943600" cy="170815"/>
+                      </a:xfrm>
+                      <a:prstGeom prst="rect">
+                        <a:avLst/>
+                      </a:prstGeom>
+                      <a:noFill/>
+                      <a:ln>
+                        <a:noFill/>
+                      </a:ln>
+                      <a:extLst>
+                        <a:ext uri="{909E8E84-426E-40DD-AFC4-6F175D3DCCD1}">
+                          <a14:hiddenFill xmlns:a14="http://schemas.microsoft.com/office/drawing/2010/main">
+                            <a:solidFill>
+                              <a:srgbClr val="FFFFFF"/>
+                            </a:solidFill>
+                          </a14:hiddenFill>
+                        </a:ext>
+                        <a:ext uri="{91240B29-F687-4F45-9708-019B960494DF}">
+                          <a14:hiddenLine xmlns:a14="http://schemas.microsoft.com/office/drawing/2010/main" w="9525">
+                            <a:solidFill>
+                              <a:srgbClr val="000000"/>
+                            </a:solidFill>
+                            <a:miter lim="800000"/>
+                            <a:headEnd/>
+                            <a:tailEnd/>
+                          </a14:hiddenLine>
+                        </a:ext>
+                      </a:extLst>
+                    </wps:spPr>
+                    <wps:txbx>
+                      <w:txbxContent>
+                        <w:sdt>
+                          <w:sdtPr>
+                            <w:alias w:val="Título"/>
+                            <w:id w:val="78679243"/>
+                            <w:showingPlcHdr/>
+                            <w:dataBinding w:prefixMappings="xmlns:ns0='http://schemas.openxmlformats.org/package/2006/metadata/core-properties' xmlns:ns1='http://purl.org/dc/elements/1.1/'" w:xpath="/ns0:coreProperties[1]/ns1:title[1]" w:storeItemID="{6C3C8BC8-F283-45AE-878A-BAB7291924A1}"/>
+                            <w:text/>
+                          </w:sdtPr>
+                          <w:sdtContent>
+                            <w:p>
+                              <w:pPr>
+                                <w:spacing w:after="0" w:line="240" w:lineRule="auto"/>
+                              </w:pPr>
+                              <w:r>
+                                <w:t xml:space="preserve">     </w:t>
+                              </w:r>
+                            </w:p>
+                          </w:sdtContent>
+                        </w:sdt>
+                      </w:txbxContent>
+                    </wps:txbx>
+                    <wps:bodyPr rot="0" vert="horz" wrap="square" lIns="91440" tIns="0" rIns="91440" bIns="0" anchor="ctr" anchorCtr="0" upright="1">
+                      <a:spAutoFit/>
+                    </wps:bodyPr>
+                  </wps:wsp>
+                </a:graphicData>
+              </a:graphic>
+              <wp14:sizeRelH relativeFrom="margin">
+                <wp14:pctWidth>100000</wp14:pctWidth>
+              </wp14:sizeRelH>
+              <wp14:sizeRelV relativeFrom="page">
+                <wp14:pctHeight>0</wp14:pctHeight>
+              </wp14:sizeRelV>
+            </wp:anchor>
+          </w:drawing>
+        </mc:Choice>
+        <mc:Fallback>
+          <w:pict>
+            <v:shapetype id="_x0000_t202" coordsize="21600,21600" o:spt="202" path="m,l,21600r21600,l21600,xe">
+              <v:stroke joinstyle="miter"/>
+              <v:path gradientshapeok="t" o:connecttype="rect"/>
+            </v:shapetype>
+            <v:shape id="Cuadro de texto 218" o:spid="_x0000_s1026" type="#_x0000_t202" style="position:absolute;margin-left:0;margin-top:0;width:468pt;height:13.45pt;z-index:251660288;visibility:visible;mso-wrap-style:square;mso-width-percent:1000;mso-height-percent:0;mso-wrap-distance-left:9pt;mso-wrap-distance-top:0;mso-wrap-distance-right:9pt;mso-wrap-distance-bottom:0;mso-position-horizontal:left;mso-position-horizontal-relative:margin;mso-position-vertical:center;mso-position-vertical-relative:top-margin-area;mso-width-percent:1000;mso-height-percent:0;mso-width-relative:margin;mso-height-relative:page;v-text-anchor:middle" o:gfxdata="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" o:allowincell="f" filled="f" stroked="f">
+              <v:textbox style="mso-fit-shape-to-text:t" inset=",0,,0">
+                <w:txbxContent>
+                  <w:sdt>
+                    <w:sdtPr>
+                      <w:alias w:val="Título"/>
+                      <w:id w:val="78679243"/>
+                      <w:showingPlcHdr/>
+                      <w:dataBinding w:prefixMappings="xmlns:ns0='http://schemas.openxmlformats.org/package/2006/metadata/core-properties' xmlns:ns1='http://purl.org/dc/elements/1.1/'" w:xpath="/ns0:coreProperties[1]/ns1:title[1]" w:storeItemID="{6C3C8BC8-F283-45AE-878A-BAB7291924A1}"/>
+                      <w:text/>
+                    </w:sdtPr>
+                    <w:sdtContent>
+                      <w:p>
+                        <w:pPr>
+                          <w:spacing w:after="0" w:line="240" w:lineRule="auto"/>
+                        </w:pPr>
+                        <w:r>
+                          <w:t xml:space="preserve">     </w:t>
+                        </w:r>
+                      </w:p>
+                    </w:sdtContent>
+                  </w:sdt>
+                </w:txbxContent>
+              </v:textbox>
+              <w10:wrap anchorx="margin" anchory="margin"/>
+            </v:shape>
+          </w:pict>
+        </mc:Fallback>
+      </mc:AlternateContent>
+    </w:r>
+    <w:r>
+      <w:rPr>
+        <w:noProof/>
+      </w:rPr>
+      <mc:AlternateContent>
+        <mc:Choice Requires="wps">
+          <w:drawing>
+            <wp:anchor distT="0" distB="0" distL="114300" distR="114300" simplePos="0" relativeHeight="251659264" behindDoc="0" locked="0" layoutInCell="0" allowOverlap="1">
+              <wp:simplePos x="0" y="0"/>
+              <wp:positionH relativeFrom="page">
+                <wp:align>left</wp:align>
+              </wp:positionH>
+              <wp:positionV relativeFrom="topMargin">
+                <wp:align>center</wp:align>
+              </wp:positionV>
+              <wp:extent cx="914400" cy="170815"/>
+              <wp:effectExtent l="0" t="0" r="0" b="635"/>
+              <wp:wrapNone/>
+              <wp:docPr id="219" name="Cuadro de texto 219"/>
+              <wp:cNvGraphicFramePr>
+                <a:graphicFrameLocks xmlns:a="http://schemas.openxmlformats.org/drawingml/2006/main"/>
+              </wp:cNvGraphicFramePr>
+              <a:graphic xmlns:a="http://schemas.openxmlformats.org/drawingml/2006/main">
+                <a:graphicData uri="http://schemas.microsoft.com/office/word/2010/wordprocessingShape">
+                  <wps:wsp>
+                    <wps:cNvSpPr txBox="1">
+                      <a:spLocks noChangeArrowheads="1"/>
+                    </wps:cNvSpPr>
+                    <wps:spPr bwMode="auto">
+                      <a:xfrm>
+                        <a:off x="0" y="0"/>
+                        <a:ext cx="914400" cy="170815"/>
+                      </a:xfrm>
+                      <a:prstGeom prst="rect">
+                        <a:avLst/>
+                      </a:prstGeom>
+                      <a:solidFill>
+                        <a:schemeClr val="accent6">
+                          <a:lumMod val="60000"/>
+                          <a:lumOff val="40000"/>
+                        </a:schemeClr>
+                      </a:solidFill>
+                      <a:ln>
+                        <a:noFill/>
+                      </a:ln>
+                    </wps:spPr>
+                    <wps:txbx>
+                      <w:txbxContent>
+                        <w:p>
+                          <w:pPr>
+                            <w:spacing w:after="0" w:line="240" w:lineRule="auto"/>
+                            <w:jc w:val="right"/>
+                            <w:rPr>
+                              <w:color w:val="FFFFFF" w:themeColor="background1"/>
+                            </w:rPr>
+                          </w:pPr>
+                          <w:r>
+                            <w:fldChar w:fldCharType="begin"/>
+                          </w:r>
+                          <w:r>
+                            <w:instrText>PAGE   \* MERGEFORMAT</w:instrText>
+                          </w:r>
+                          <w:r>
+                            <w:fldChar w:fldCharType="separate"/>
+                          </w:r>
+                          <w:r>
+                            <w:rPr>
+                              <w:noProof/>
+                              <w:color w:val="FFFFFF" w:themeColor="background1"/>
+                              <w:lang w:val="es-ES"/>
+                            </w:rPr>
+                            <w:t>1</w:t>
+                          </w:r>
+                          <w:r>
+                            <w:rPr>
+                              <w:color w:val="FFFFFF" w:themeColor="background1"/>
+                            </w:rPr>
+                            <w:fldChar w:fldCharType="end"/>
+                          </w:r>
+                        </w:p>
+                      </w:txbxContent>
+                    </wps:txbx>
+                    <wps:bodyPr rot="0" vert="horz" wrap="square" lIns="91440" tIns="0" rIns="91440" bIns="0" anchor="ctr" anchorCtr="0" upright="1">
+                      <a:spAutoFit/>
+                    </wps:bodyPr>
+                  </wps:wsp>
+                </a:graphicData>
+              </a:graphic>
+              <wp14:sizeRelH relativeFrom="leftMargin">
+                <wp14:pctWidth>100000</wp14:pctWidth>
+              </wp14:sizeRelH>
+              <wp14:sizeRelV relativeFrom="page">
+                <wp14:pctHeight>0</wp14:pctHeight>
+              </wp14:sizeRelV>
+            </wp:anchor>
+          </w:drawing>
+        </mc:Choice>
+        <mc:Fallback>
+          <w:pict>
+            <v:shape id="Cuadro de texto 219" o:spid="_x0000_s1027" type="#_x0000_t202" style="position:absolute;margin-left:0;margin-top:0;width:1in;height:13.45pt;z-index:251659264;visibility:visible;mso-wrap-style:square;mso-width-percent:1000;mso-height-percent:0;mso-wrap-distance-left:9pt;mso-wrap-distance-top:0;mso-wrap-distance-right:9pt;mso-wrap-distance-bottom:0;mso-position-horizontal:left;mso-position-horizontal-relative:page;mso-position-vertical:center;mso-position-vertical-relative:top-margin-area;mso-width-percent:1000;mso-height-percent:0;mso-width-relative:left-margin-area;mso-height-relative:page;v-text-anchor:middle" o:gfxdata="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" o:allowincell="f" fillcolor="#a8d08d [1945]" stroked="f">
+              <v:textbox style="mso-fit-shape-to-text:t" inset=",0,,0">
+                <w:txbxContent>
+                  <w:p>
+                    <w:pPr>
+                      <w:spacing w:after="0" w:line="240" w:lineRule="auto"/>
+                      <w:jc w:val="right"/>
+                      <w:rPr>
+                        <w:color w:val="FFFFFF" w:themeColor="background1"/>
+                      </w:rPr>
+                    </w:pPr>
+                    <w:r>
+                      <w:fldChar w:fldCharType="begin"/>
+                    </w:r>
+                    <w:r>
+                      <w:instrText>PAGE   \* MERGEFORMAT</w:instrText>
+                    </w:r>
+                    <w:r>
+                      <w:fldChar w:fldCharType="separate"/>
+                    </w:r>
+                    <w:r>
+                      <w:rPr>
+                        <w:noProof/>
+                        <w:color w:val="FFFFFF" w:themeColor="background1"/>
+                        <w:lang w:val="es-ES"/>
+                      </w:rPr>
+                      <w:t>1</w:t>
+                    </w:r>
+                    <w:r>
+                      <w:rPr>
+                        <w:color w:val="FFFFFF" w:themeColor="background1"/>
+                      </w:rPr>
+                      <w:fldChar w:fldCharType="end"/>
+                    </w:r>
+                  </w:p>
+                </w:txbxContent>
+              </v:textbox>
+              <w10:wrap anchorx="page" anchory="margin"/>
+            </v:shape>
+          </w:pict>
+        </mc:Fallback>
+      </mc:AlternateContent>
+    </w:r>
+    <w:r>
+      <w:t>MANUAL DEL USUARIO-PROYECTO X3XX</w:t>
+    </w:r>
+  </w:p>
+</w:hdr>
+</file>
+
+<file path=word/header3.xml><?xml version="1.0" encoding="utf-8"?>
+<w:hdr xmlns:wpc="http://schemas.microsoft.com/office/word/2010/wordprocessingCanvas" xmlns:cx="http://schemas.microsoft.com/office/drawing/2014/chartex" xmlns:mc="http://schemas.openxmlformats.org/markup-compatibility/2006" xmlns:o="urn:schemas-microsoft-com:office:office" xmlns:r="http://schemas.openxmlformats.org/officeDocument/2006/relationships" xmlns:m="http://schemas.openxmlformats.org/officeDocument/2006/math" xmlns:v="urn:schemas-microsoft-com:vml" xmlns:wp14="http://schemas.microsoft.com/office/word/2010/wordprocessingDrawing" xmlns:wp="http://schemas.openxmlformats.org/drawingml/2006/wordprocessingDrawing" xmlns:w10="urn:schemas-microsoft-com:office:word" xmlns:w="http://schemas.openxmlformats.org/wordprocessingml/2006/main" xmlns:w14="http://schemas.microsoft.com/office/word/2010/wordml" xmlns:w15="http://schemas.microsoft.com/office/word/2012/wordml" xmlns:w16se="http://schemas.microsoft.com/office/word/2015/wordml/symex" xmlns:wpg="http://schemas.microsoft.com/office/word/2010/wordprocessingGroup" xmlns:wpi="http://schemas.microsoft.com/office/word/2010/wordprocessingInk" xmlns:wne="http://schemas.microsoft.com/office/word/2006/wordml" xmlns:wps="http://schemas.microsoft.com/office/word/2010/wordprocessingShape" mc:Ignorable="w14 w15 w16se wp14">
+  <w:p>
+    <w:pPr>
+      <w:pStyle w:val="Encabezado"/>
+    </w:pPr>
+    <w:r>
+      <w:rPr>
+        <w:noProof/>
+      </w:rPr>
+      <w:pict>
+        <v:shapetype id="_x0000_t136" coordsize="21600,21600" o:spt="136" adj="10800" path="m@7,l@8,m@5,21600l@6,21600e">
+          <v:formulas>
+            <v:f eqn="sum #0 0 10800"/>
+            <v:f eqn="prod #0 2 1"/>
+            <v:f eqn="sum 21600 0 @1"/>
+            <v:f eqn="sum 0 0 @2"/>
+            <v:f eqn="sum 21600 0 @3"/>
+            <v:f eqn="if @0 @3 0"/>
+            <v:f eqn="if @0 21600 @1"/>
+            <v:f eqn="if @0 0 @2"/>
+            <v:f eqn="if @0 @4 21600"/>
+            <v:f eqn="mid @5 @6"/>
+            <v:f eqn="mid @8 @5"/>
+            <v:f eqn="mid @7 @8"/>
+            <v:f eqn="mid @6 @7"/>
+            <v:f eqn="sum @6 0 @5"/>
+          </v:formulas>
+          <v:path textpathok="t" o:connecttype="custom" o:connectlocs="@9,0;@10,10800;@11,21600;@12,10800" o:connectangles="270,180,90,0"/>
+          <v:textpath on="t" fitshape="t"/>
+          <v:handles>
+            <v:h position="#0,bottomRight" xrange="6629,14971"/>
+          </v:handles>
+          <o:lock v:ext="edit" text="t" shapetype="t"/>
+        </v:shapetype>
+        <v:shape id="PowerPlusWaterMarkObject68759593" o:spid="_x0000_s2049" type="#_x0000_t136" style="position:absolute;margin-left:0;margin-top:0;width:529.5pt;height:93.4pt;rotation:315;z-index:-251654144;mso-position-horizontal:center;mso-position-horizontal-relative:margin;mso-position-vertical:center;mso-position-vertical-relative:margin" o:allowincell="f" fillcolor="silver" stroked="f">
+          <v:fill opacity=".5"/>
+          <v:textpath style="font-family:&quot;Calibri&quot;;font-size:1pt" string="DADY CHRIS Y DIEGUIS"/>
+        </v:shape>
+      </w:pict>
+    </w:r>
+  </w:p>
+</w:hdr>
 </file>
 
 <file path=word/styles.xml><?xml version="1.0" encoding="utf-8"?>
@@ -653,6 +1156,50 @@
     <w:semiHidden/>
     <w:unhideWhenUsed/>
   </w:style>
+  <w:style w:type="paragraph" w:styleId="Encabezado">
+    <w:name w:val="header"/>
+    <w:basedOn w:val="Normal"/>
+    <w:link w:val="EncabezadoCar"/>
+    <w:uiPriority w:val="99"/>
+    <w:unhideWhenUsed/>
+    <w:rsid w:val="00E0473D"/>
+    <w:pPr>
+      <w:tabs>
+        <w:tab w:val="center" w:pos="4419"/>
+        <w:tab w:val="right" w:pos="8838"/>
+      </w:tabs>
+      <w:spacing w:after="0" w:line="240" w:lineRule="auto"/>
+    </w:pPr>
+  </w:style>
+  <w:style w:type="character" w:customStyle="1" w:styleId="EncabezadoCar">
+    <w:name w:val="Encabezado Car"/>
+    <w:basedOn w:val="Fuentedeprrafopredeter"/>
+    <w:link w:val="Encabezado"/>
+    <w:uiPriority w:val="99"/>
+    <w:rsid w:val="00E0473D"/>
+  </w:style>
+  <w:style w:type="paragraph" w:styleId="Piedepgina">
+    <w:name w:val="footer"/>
+    <w:basedOn w:val="Normal"/>
+    <w:link w:val="PiedepginaCar"/>
+    <w:uiPriority w:val="99"/>
+    <w:unhideWhenUsed/>
+    <w:rsid w:val="00E0473D"/>
+    <w:pPr>
+      <w:tabs>
+        <w:tab w:val="center" w:pos="4419"/>
+        <w:tab w:val="right" w:pos="8838"/>
+      </w:tabs>
+      <w:spacing w:after="0" w:line="240" w:lineRule="auto"/>
+    </w:pPr>
+  </w:style>
+  <w:style w:type="character" w:customStyle="1" w:styleId="PiedepginaCar">
+    <w:name w:val="Pie de página Car"/>
+    <w:basedOn w:val="Fuentedeprrafopredeter"/>
+    <w:link w:val="Piedepgina"/>
+    <w:uiPriority w:val="99"/>
+    <w:rsid w:val="00E0473D"/>
+  </w:style>
 </w:styles>
 </file>
 
